--- a/flow/20240204_zachala/ap040.docx
+++ b/flow/20240204_zachala/ap040.docx
@@ -507,21 +507,21 @@
       </w:pPr>
       <w:r>
         <w:rPr>
+          <w:rStyle w:val="Versetto"/>
+        </w:rPr>
+        <w:t>16.</w:t>
+      </w:r>
+      <w:r>
+        <w:rPr>
+          <w:color w:val="000000"/>
+        </w:rPr>
+        <w:t xml:space="preserve"> </w:t>
+      </w:r>
+      <w:r>
+        <w:rPr>
           <w:color w:val="000000"/>
         </w:rPr>
         <w:t>В тих днях,</w:t>
-      </w:r>
-      <w:r>
-        <w:rPr>
-          <w:rStyle w:val="Versetto"/>
-        </w:rPr>
-        <w:t xml:space="preserve"> </w:t>
-      </w:r>
-      <w:r>
-        <w:rPr>
-          <w:rStyle w:val="Versetto"/>
-        </w:rPr>
-        <w:t>16.</w:t>
       </w:r>
       <w:r>
         <w:rPr>
@@ -1170,21 +1170,21 @@
       </w:pPr>
       <w:r>
         <w:rPr>
+          <w:rStyle w:val="Versetto"/>
+        </w:rPr>
+        <w:t>1.</w:t>
+      </w:r>
+      <w:r>
+        <w:rPr>
+          <w:color w:val="000000"/>
+        </w:rPr>
+        <w:t xml:space="preserve"> </w:t>
+      </w:r>
+      <w:r>
+        <w:rPr>
           <w:color w:val="000000"/>
         </w:rPr>
         <w:t>В тих днях</w:t>
-      </w:r>
-      <w:r>
-        <w:rPr>
-          <w:rStyle w:val="Versetto"/>
-        </w:rPr>
-        <w:t xml:space="preserve"> </w:t>
-      </w:r>
-      <w:r>
-        <w:rPr>
-          <w:rStyle w:val="Versetto"/>
-        </w:rPr>
-        <w:t>1.</w:t>
       </w:r>
       <w:r>
         <w:rPr>
@@ -1504,13 +1504,6 @@
         </w:rPr>
         <w:t xml:space="preserve"> рік і шість місяців, навчаючи їх слова Божого.</w:t>
       </w:r>
-    </w:p>
-    <w:p>
-      <w:pPr>
-        <w:rPr>
-          <w:rFonts w:ascii="Times New Roman" w:eastAsia="Times New Roman" w:hAnsi="Times New Roman" w:cs="Times New Roman"/>
-        </w:rPr>
-      </w:pPr>
     </w:p>
     <w:sectPr>
       <w:pgSz w:w="11906" w:h="16838"/>
@@ -2089,7 +2082,6 @@
   <w:style w:type="character" w:default="1" w:styleId="a0">
     <w:name w:val="Default Paragraph Font"/>
     <w:uiPriority w:val="1"/>
-    <w:semiHidden/>
     <w:unhideWhenUsed/>
   </w:style>
   <w:style w:type="table" w:default="1" w:styleId="a1">
